--- a/DSY2207_Exp2_S4_formato_de_respuesta.docx
+++ b/DSY2207_Exp2_S4_formato_de_respuesta.docx
@@ -1237,7 +1237,16 @@
         <w:t xml:space="preserve">Pega en este espacio el link de la grabación de Teams y el del repositorio</w:t>
       </w:r>
     </w:p>
-    <w:p/>
+    <w:p>
+      <w:r>
+        <w:t xml:space="preserve">Repositorio: https://github.com/cricamps/vet</w:t>
+      </w:r>
+    </w:p>
+    <w:p>
+      <w:r>
+        <w:t xml:space="preserve">Video: no se realizó grabación de video para esta entrega. Como evidencia de reemplazo se adjunta en el zip el documento "evidencia-s4-sin-video.docx", con capturas reales y verificadas del sistema (REST y GraphQL) funcionando en la nube.</w:t>
+      </w:r>
+    </w:p>
     <w:p/>
     <w:p/>
     <w:p>
